--- a/text/part1/01SaddlingENPF.docx
+++ b/text/part1/01SaddlingENPF.docx
@@ -142,12 +142,51 @@
     </w:p>
     <w:p>
       <w:r>
-        <w:t>“Mac, meet K’harn,” Art said. “K’harn, this is Mac.”</w:t>
-      </w:r>
-    </w:p>
-    <w:p>
-      <w:r>
-        <w:t>K’harn examined me with a slightly condescending but clearly interested look and then, with what seemed like a subtle shift of posture—a barely noticeable gesture—signaled his approval.</w:t>
+        <w:t xml:space="preserve">“Mac, meet </w:t>
+      </w:r>
+      <w:r>
+        <w:t>H</w:t>
+      </w:r>
+      <w:r>
+        <w:t>’</w:t>
+      </w:r>
+      <w:r>
+        <w:t>H</w:t>
+      </w:r>
+      <w:r>
+        <w:t>arn,” Art said. “</w:t>
+      </w:r>
+      <w:r>
+        <w:t>H</w:t>
+      </w:r>
+      <w:r>
+        <w:t>’</w:t>
+      </w:r>
+      <w:r>
+        <w:t>H</w:t>
+      </w:r>
+      <w:r>
+        <w:t>arn</w:t>
+      </w:r>
+      <w:r>
+        <w:t>, this is Mac.”</w:t>
+      </w:r>
+    </w:p>
+    <w:p>
+      <w:r>
+        <w:t>H</w:t>
+      </w:r>
+      <w:r>
+        <w:t>’</w:t>
+      </w:r>
+      <w:r>
+        <w:t>H</w:t>
+      </w:r>
+      <w:r>
+        <w:t>arn</w:t>
+      </w:r>
+      <w:r>
+        <w:t xml:space="preserve"> examined me with a slightly condescending but clearly interested look and then, with what seemed like a subtle shift of posture—a barely noticeable gesture—signaled his approval.</w:t>
       </w:r>
     </w:p>
     <w:p>

--- a/text/part1/01SaddlingENPF.docx
+++ b/text/part1/01SaddlingENPF.docx
@@ -218,7 +218,13 @@
     </w:p>
     <w:p>
       <w:r>
-        <w:t xml:space="preserve">He was a stocky, middle-aged man whose face, weathered by sun and wind, had taken on a tone not unlike that of his brown leather vest, worn over a coarse canvas shirt. A wide belt and well-worn boots completed the look, </w:t>
+        <w:t xml:space="preserve">He was a stocky, middle-aged man whose face, weathered by sun and wind, had taken on a tone not unlike that of his brown leather </w:t>
+      </w:r>
+      <w:r>
+        <w:t>jacket</w:t>
+      </w:r>
+      <w:r>
+        <w:t xml:space="preserve">, worn over a coarse canvas shirt. A wide belt and well-worn boots completed the look, </w:t>
       </w:r>
       <w:r>
         <w:t xml:space="preserve">loose trousers of rough, indeterminate fabric </w:t>
@@ -283,13 +289,76 @@
     </w:p>
     <w:p>
       <w:r>
-        <w:t xml:space="preserve">Beside Zenon, on the ground, stood a fairly large wooden chest with its lid open—likely just unloaded from the canopy secured to the dragon’s back. Augusto reached inside and handed me a small canvas bag containing, as I knew, two days’ worth of provisions; a large leather water flask; a leather purse with my </w:t>
+        <w:t>Beside Zenon, on the ground, stood a fairly large wooden chest with its lid open—likely just unloaded from the canopy secured to the dragon’s back. Augusto reached inside and handed me a small canvas bag containing, as I knew, two days’ worth of provisions; a large leather water flask;</w:t>
+      </w:r>
+      <w:r>
+        <w:rPr>
+          <w:lang w:val="en-US"/>
+        </w:rPr>
+        <w:t xml:space="preserve"> </w:t>
+      </w:r>
+      <w:r>
+        <w:rPr>
+          <w:lang w:val="en-US"/>
+        </w:rPr>
+        <w:t xml:space="preserve">a </w:t>
+      </w:r>
+      <w:r>
+        <w:rPr>
+          <w:lang w:val="en-US"/>
+        </w:rPr>
+        <w:t>mug and</w:t>
+      </w:r>
+      <w:r>
+        <w:rPr>
+          <w:lang w:val="en-US"/>
+        </w:rPr>
+        <w:t xml:space="preserve"> a</w:t>
+      </w:r>
+      <w:r>
+        <w:rPr>
+          <w:lang w:val="en-US"/>
+        </w:rPr>
+        <w:t xml:space="preserve"> bowl</w:t>
+      </w:r>
+      <w:r>
+        <w:rPr>
+          <w:lang w:val="en-US"/>
+        </w:rPr>
+        <w:t xml:space="preserve"> </w:t>
+      </w:r>
+      <w:r>
+        <w:rPr>
+          <w:lang w:val="en-US"/>
+        </w:rPr>
+        <w:t xml:space="preserve">made of </w:t>
+      </w:r>
+      <w:r>
+        <w:rPr>
+          <w:lang w:val="en-US"/>
+        </w:rPr>
+        <w:t>copper</w:t>
+      </w:r>
+      <w:r>
+        <w:rPr>
+          <w:lang w:val="en-US"/>
+        </w:rPr>
+        <w:t>-like metal</w:t>
+      </w:r>
+      <w:r>
+        <w:rPr>
+          <w:lang w:val="en-US"/>
+        </w:rPr>
+        <w:t>;</w:t>
+      </w:r>
+      <w:r>
+        <w:t xml:space="preserve"> a leather purse with my </w:t>
       </w:r>
       <w:r>
         <w:t>money allowance</w:t>
       </w:r>
       <w:r>
-        <w:t xml:space="preserve"> in local gold and silver coin; and a leather sheath from which the hilts of two blades protruded in opposite directions.</w:t>
+        <w:t xml:space="preserve"> in local coin; and a leather sheath from which the hilts of two blades protruded in opposite directions.</w:t>
       </w:r>
     </w:p>
     <w:p>

--- a/text/part1/01SaddlingENPF.docx
+++ b/text/part1/01SaddlingENPF.docx
@@ -44,7 +44,13 @@
     </w:p>
     <w:p>
       <w:r>
-        <w:t>All of this—knowledge of dragon behavior and psychology, and an understanding of how to act during saddling—was contained in my false memories. Still, as I had already learned from experience, possessing information—or even experience—in one’s memory is not the same thing as being able to demonstrate that experience in practice.</w:t>
+        <w:t>All of this—knowledge of dragon behavior and psychology, and an understanding of how to act during saddling—was contained in my false memor</w:t>
+      </w:r>
+      <w:r>
+        <w:t>y</w:t>
+      </w:r>
+      <w:r>
+        <w:t>. Still, as I had already learned from experience, possessing information—or even experience—in one’s memory is not the same thing as being able to demonstrate that experience in practice.</w:t>
       </w:r>
     </w:p>
     <w:p>
@@ -90,7 +96,10 @@
     </w:p>
     <w:p>
       <w:r>
-        <w:t>My thoughts were suddenly interrupted by Ellen.</w:t>
+        <w:t>I thought about this watching the dragons who had just arrived when my</w:t>
+      </w:r>
+      <w:r>
+        <w:t xml:space="preserve"> thoughts were suddenly interrupted by Ellen.</w:t>
       </w:r>
     </w:p>
     <w:p>
@@ -218,13 +227,13 @@
     </w:p>
     <w:p>
       <w:r>
-        <w:t xml:space="preserve">He was a stocky, middle-aged man whose face, weathered by sun and wind, had taken on a tone not unlike that of his brown leather </w:t>
-      </w:r>
-      <w:r>
-        <w:t>jacket</w:t>
-      </w:r>
-      <w:r>
-        <w:t xml:space="preserve">, worn over a coarse canvas shirt. A wide belt and well-worn boots completed the look, </w:t>
+        <w:t xml:space="preserve">He was a stocky, middle-aged man whose face, weathered by sun and wind, had taken on a tone not unlike that of his </w:t>
+      </w:r>
+      <w:r>
+        <w:t>heavy brown leather jacket, worn over a coarse canvas shirt</w:t>
+      </w:r>
+      <w:r>
+        <w:t xml:space="preserve">. A wide belt and well-worn boots completed the look, </w:t>
       </w:r>
       <w:r>
         <w:t xml:space="preserve">loose trousers of rough, indeterminate fabric </w:t>
@@ -319,13 +328,7 @@
         <w:rPr>
           <w:lang w:val="en-US"/>
         </w:rPr>
-        <w:t xml:space="preserve"> bowl</w:t>
-      </w:r>
-      <w:r>
-        <w:rPr>
-          <w:lang w:val="en-US"/>
-        </w:rPr>
-        <w:t xml:space="preserve"> </w:t>
+        <w:t xml:space="preserve"> bowl </w:t>
       </w:r>
       <w:r>
         <w:rPr>
@@ -363,39 +366,165 @@
     </w:p>
     <w:p>
       <w:r>
-        <w:t>These were the famed Betrothed—a matched pair of blades known as the Bride and the Groom—carried by all who spent long stretches in the surrounding mountains and forested foothills.</w:t>
-      </w:r>
-    </w:p>
-    <w:p>
-      <w:r>
-        <w:t>According to a well-known local legend, in ancient times a pair of lovers, whose parents had forbidden their union, donned wedding garments and, hand in hand, leapt from a high cliff into the abyss. When people later descended in search of their bodies, they found instead only a pair of exquisitely crafted blades, resting within a single sheath divided into two compartments. Thus, as the tale goes, the betrothed remained together forever.</w:t>
-      </w:r>
-    </w:p>
-    <w:p>
-      <w:r>
-        <w:t>The legend lives on in countless folk songs, in the ballads of bards, and in the paintings of local artists. Even today, the traditional first toast at any men’s gathering is: “To the Betrothed—may they remain together forever</w:t>
-      </w:r>
-      <w:r>
+        <w:t xml:space="preserve">These were the famed </w:t>
+      </w:r>
+      <w:r>
+        <w:t>‘</w:t>
+      </w:r>
+      <w:r>
+        <w:t>betrothed</w:t>
+      </w:r>
+      <w:r>
+        <w:t>’</w:t>
+      </w:r>
+      <w:r>
+        <w:t xml:space="preserve">—a matched pair of blades known as the </w:t>
+      </w:r>
+      <w:r>
+        <w:t>‘b</w:t>
+      </w:r>
+      <w:r>
+        <w:t>ride</w:t>
+      </w:r>
+      <w:r>
+        <w:t>’</w:t>
+      </w:r>
+      <w:r>
+        <w:t xml:space="preserve"> and the </w:t>
+      </w:r>
+      <w:r>
+        <w:t>‘g</w:t>
+      </w:r>
+      <w:r>
+        <w:t>room</w:t>
+      </w:r>
+      <w:r>
+        <w:t>’</w:t>
+      </w:r>
+      <w:r>
+        <w:t>—carried by all who spent long stretches in the surrounding mountains and forested foothills.</w:t>
+      </w:r>
+    </w:p>
+    <w:p>
+      <w:r>
+        <w:t xml:space="preserve">According to a well-known local legend, in ancient times a pair of lovers, whose parents had forbidden their union, donned wedding garments and, hand in hand, leapt from a high cliff into the abyss. When people later descended in search of their bodies, they found instead only a pair of exquisitely crafted blades, resting within a single sheath </w:t>
+      </w:r>
+      <w:r>
+        <w:t>with</w:t>
+      </w:r>
+      <w:r>
+        <w:t xml:space="preserve"> two compartments. Thus, as the tale goes, the betrothed remained together forever.</w:t>
+      </w:r>
+    </w:p>
+    <w:p>
+      <w:r>
+        <w:t>The legend lives on in countless folk songs, in the ballads of bards, and in the paintings of local artists. Even today, the traditional first toast at any men’s gathering is: “To the Betrothed</w:t>
+      </w:r>
+      <w:r>
+        <w:rPr>
+          <w:lang w:val="en-US"/>
+        </w:rPr>
         <w:t>!</w:t>
       </w:r>
       <w:r>
+        <w:t>—</w:t>
+      </w:r>
+      <w:r>
+        <w:rPr>
+          <w:lang w:val="en-US"/>
+        </w:rPr>
+        <w:t>M</w:t>
+      </w:r>
+      <w:r>
+        <w:t>ay they remain together forever</w:t>
+      </w:r>
+      <w:r>
+        <w:t>!</w:t>
+      </w:r>
+      <w:r>
         <w:t>”</w:t>
       </w:r>
     </w:p>
     <w:p>
       <w:r>
         <w:lastRenderedPageBreak/>
-        <w:t>The Betrothed are not merely weapons or tools of self-defense—they are used for a wide range of everyday tasks.</w:t>
-      </w:r>
-    </w:p>
-    <w:p>
-      <w:r>
-        <w:t>The Bride—the “female” blade, worn on the right—is a broad, heavy knife, slightly curved, sharpened along the outer edge, with a double-tapered tip. It is used primarily for chopping brush, cutting firewood, or clearing a path through dense undergrowth.</w:t>
-      </w:r>
-    </w:p>
-    <w:p>
-      <w:r>
-        <w:t>The Groom—the left-hand, “male” counterpart—is straight, double-edged, and comparatively slender. It is used wherever a thrust is needed rather than a cut—and may also serve, for example, as a spit for roasting meat or fish.</w:t>
+        <w:t xml:space="preserve">The </w:t>
+      </w:r>
+      <w:r>
+        <w:t>‘b</w:t>
+      </w:r>
+      <w:r>
+        <w:t>etrothed</w:t>
+      </w:r>
+      <w:r>
+        <w:t>’</w:t>
+      </w:r>
+      <w:r>
+        <w:t xml:space="preserve"> are not merely weapons or tools of self-defense—they are used for a wide range of everyday tasks.</w:t>
+      </w:r>
+    </w:p>
+    <w:p>
+      <w:r>
+        <w:t xml:space="preserve">The </w:t>
+      </w:r>
+      <w:r>
+        <w:t>‘b</w:t>
+      </w:r>
+      <w:r>
+        <w:t>ride</w:t>
+      </w:r>
+      <w:r>
+        <w:t>’</w:t>
+      </w:r>
+      <w:r>
+        <w:t xml:space="preserve">—the </w:t>
+      </w:r>
+      <w:r>
+        <w:t>“</w:t>
+      </w:r>
+      <w:r>
+        <w:t>female</w:t>
+      </w:r>
+      <w:r>
+        <w:t>”</w:t>
+      </w:r>
+      <w:r>
+        <w:t xml:space="preserve"> blade, </w:t>
+      </w:r>
+      <w:r>
+        <w:t xml:space="preserve">with </w:t>
+      </w:r>
+      <w:r>
+        <w:t>hilt</w:t>
+      </w:r>
+      <w:r>
+        <w:t xml:space="preserve"> </w:t>
+      </w:r>
+      <w:r>
+        <w:t>to</w:t>
+      </w:r>
+      <w:r>
+        <w:t xml:space="preserve"> the right—is a broad, heavy knife, slightly curved, sharpened along the outer edge, with a double-tapered tip. It is used primarily for chopping brush, cutting firewood, or clearing a path through dense undergrowth.</w:t>
+      </w:r>
+    </w:p>
+    <w:p>
+      <w:r>
+        <w:t xml:space="preserve">The </w:t>
+      </w:r>
+      <w:r>
+        <w:rPr>
+          <w:lang w:val="en-US"/>
+        </w:rPr>
+        <w:t>‘g</w:t>
+      </w:r>
+      <w:r>
+        <w:t>room</w:t>
+      </w:r>
+      <w:r>
+        <w:t>’</w:t>
+      </w:r>
+      <w:r>
+        <w:t>—the left-hand, “male” counterpart—is straight, double-edged, and comparatively slender. It is used wherever a thrust is needed rather than a cut—and may also serve, for example, as a spit for roasting meat or fish.</w:t>
       </w:r>
     </w:p>
     <w:p>
@@ -405,12 +534,30 @@
     </w:p>
     <w:p>
       <w:r>
-        <w:t>From our perspective as striders, there is another important detail: despite being, strictly speaking, cold steel, the Betrothed—when used purely for defensive purposes—are still classified as Unarmed Control, and therefore contribute to the corresponding strider skill.</w:t>
-      </w:r>
-    </w:p>
-    <w:p>
-      <w:r>
-        <w:t>As he handed me the sheath with the Betrothed, Augusto looked up at me, a flicker of mischief in his eyes.</w:t>
+        <w:t xml:space="preserve">From our perspective as striders, there is another important detail: despite being, strictly speaking, cold steel, the </w:t>
+      </w:r>
+      <w:r>
+        <w:t>‘</w:t>
+      </w:r>
+      <w:r>
+        <w:t>betrothed</w:t>
+      </w:r>
+      <w:r>
+        <w:t>’</w:t>
+      </w:r>
+      <w:r>
+        <w:t>—when used purely for defensive purposes—are still classified as Unarmed Control, and therefore contribute to the corresponding strider skill.</w:t>
+      </w:r>
+    </w:p>
+    <w:p>
+      <w:r>
+        <w:t>As he handed me the sheath</w:t>
+      </w:r>
+      <w:r>
+        <w:t xml:space="preserve"> with blades</w:t>
+      </w:r>
+      <w:r>
+        <w:t>, Augusto looked up at me, a flicker of mischief in his eyes.</w:t>
       </w:r>
     </w:p>
     <w:p>
@@ -421,7 +568,22 @@
         <w:t>wrangler</w:t>
       </w:r>
       <w:r>
-        <w:t xml:space="preserve"> earns the right to wear the Betrothed only after he’s saddled his first dragon.”</w:t>
+        <w:t xml:space="preserve"> earns the right to wear the </w:t>
+      </w:r>
+      <w:r>
+        <w:rPr>
+          <w:lang w:val="en-US"/>
+        </w:rPr>
+        <w:t>‘</w:t>
+      </w:r>
+      <w:r>
+        <w:t>betrothed</w:t>
+      </w:r>
+      <w:r>
+        <w:t>’</w:t>
+      </w:r>
+      <w:r>
+        <w:t xml:space="preserve"> only after he’s saddled his first dragon.”</w:t>
       </w:r>
     </w:p>
     <w:p>
@@ -476,7 +638,13 @@
     </w:p>
     <w:p>
       <w:r>
-        <w:t>“Art… what happens if I can’t?” I asked. “If he throws me off—if I fail?”</w:t>
+        <w:t xml:space="preserve">“Art… </w:t>
+      </w:r>
+      <w:r>
+        <w:t>W</w:t>
+      </w:r>
+      <w:r>
+        <w:t>hat happens if I can’t?” I asked. “If he throws me off—if I fail?”</w:t>
       </w:r>
     </w:p>
     <w:p>
@@ -491,7 +659,13 @@
     </w:p>
     <w:p>
       <w:r>
-        <w:t>“Honestly… it would be better if you didn’t.”</w:t>
+        <w:t xml:space="preserve">“Honestly… </w:t>
+      </w:r>
+      <w:r>
+        <w:t>I</w:t>
+      </w:r>
+      <w:r>
+        <w:t>t would be better if you didn’t.”</w:t>
       </w:r>
     </w:p>
     <w:p>
@@ -1363,7 +1537,6 @@
   <w:style w:type="character" w:default="1" w:styleId="DefaultParagraphFont">
     <w:name w:val="Default Paragraph Font"/>
     <w:uiPriority w:val="1"/>
-    <w:semiHidden/>
     <w:unhideWhenUsed/>
   </w:style>
   <w:style w:type="table" w:default="1" w:styleId="TableNormal">
